--- a/Requisitos/CSU04 - ManterPagamento.docx
+++ b/Requisitos/CSU04 - ManterPagamento.docx
@@ -511,23 +511,31 @@
                 <w:sz w:val="32"/>
                 <w:szCs w:val="32"/>
               </w:rPr>
-              <w:t>Solicitante acessa “Formas de Pagamento”</w:t>
-            </w:r>
-            <w:r>
-              <w:rPr>
-                <w:bCs/>
-                <w:sz w:val="32"/>
-                <w:szCs w:val="32"/>
-              </w:rPr>
-              <w:t xml:space="preserve"> </w:t>
-            </w:r>
-            <w:r>
-              <w:rPr>
-                <w:bCs/>
-                <w:sz w:val="32"/>
-                <w:szCs w:val="32"/>
-              </w:rPr>
-              <w:t>(</w:t>
+              <w:t>Solicitante acessa “</w:t>
+            </w:r>
+            <w:r>
+              <w:rPr>
+                <w:bCs/>
+                <w:sz w:val="32"/>
+                <w:szCs w:val="32"/>
+              </w:rPr>
+              <w:t>Métodos</w:t>
+            </w:r>
+            <w:r>
+              <w:rPr>
+                <w:bCs/>
+                <w:sz w:val="32"/>
+                <w:szCs w:val="32"/>
+              </w:rPr>
+              <w:t xml:space="preserve"> de Pagamento”</w:t>
+            </w:r>
+            <w:r>
+              <w:rPr>
+                <w:bCs/>
+                <w:sz w:val="32"/>
+                <w:szCs w:val="32"/>
+              </w:rPr>
+              <w:t xml:space="preserve"> (</w:t>
             </w:r>
             <w:r>
               <w:rPr>
@@ -536,7 +544,16 @@
                 <w:sz w:val="32"/>
                 <w:szCs w:val="32"/>
               </w:rPr>
-              <w:t>Tela_07</w:t>
+              <w:t>Tela_0</w:t>
+            </w:r>
+            <w:r>
+              <w:rPr>
+                <w:bCs/>
+                <w:color w:val="FF0000"/>
+                <w:sz w:val="32"/>
+                <w:szCs w:val="32"/>
+              </w:rPr>
+              <w:t>14</w:t>
             </w:r>
             <w:r>
               <w:rPr>
@@ -583,15 +600,7 @@
                 <w:sz w:val="32"/>
                 <w:szCs w:val="32"/>
               </w:rPr>
-              <w:t xml:space="preserve"> </w:t>
-            </w:r>
-            <w:r>
-              <w:rPr>
-                <w:bCs/>
-                <w:sz w:val="32"/>
-                <w:szCs w:val="32"/>
-              </w:rPr>
-              <w:t>(</w:t>
+              <w:t xml:space="preserve"> (</w:t>
             </w:r>
             <w:r>
               <w:rPr>
@@ -600,23 +609,24 @@
                 <w:sz w:val="32"/>
                 <w:szCs w:val="32"/>
               </w:rPr>
-              <w:t>Tela_07</w:t>
-            </w:r>
-            <w:r>
-              <w:rPr>
-                <w:bCs/>
-                <w:sz w:val="32"/>
-                <w:szCs w:val="32"/>
-              </w:rPr>
-              <w:t>)</w:t>
-            </w:r>
-            <w:r>
-              <w:rPr>
-                <w:bCs/>
-                <w:sz w:val="32"/>
-                <w:szCs w:val="32"/>
-              </w:rPr>
-              <w:t>.</w:t>
+              <w:t>Tela_</w:t>
+            </w:r>
+            <w:r>
+              <w:rPr>
+                <w:bCs/>
+                <w:color w:val="FF0000"/>
+                <w:sz w:val="32"/>
+                <w:szCs w:val="32"/>
+              </w:rPr>
+              <w:t>014.2/Tela_014.2.1</w:t>
+            </w:r>
+            <w:r>
+              <w:rPr>
+                <w:bCs/>
+                <w:sz w:val="32"/>
+                <w:szCs w:val="32"/>
+              </w:rPr>
+              <w:t>).</w:t>
             </w:r>
           </w:p>
           <w:p>
@@ -663,6 +673,48 @@
                 <w:sz w:val="32"/>
                 <w:szCs w:val="32"/>
               </w:rPr>
+              <w:t xml:space="preserve"> </w:t>
+            </w:r>
+            <w:r>
+              <w:rPr>
+                <w:bCs/>
+                <w:sz w:val="32"/>
+                <w:szCs w:val="32"/>
+              </w:rPr>
+              <w:t>(</w:t>
+            </w:r>
+            <w:r>
+              <w:rPr>
+                <w:bCs/>
+                <w:color w:val="FF0000"/>
+                <w:sz w:val="32"/>
+                <w:szCs w:val="32"/>
+              </w:rPr>
+              <w:t>Tela_</w:t>
+            </w:r>
+            <w:r>
+              <w:rPr>
+                <w:bCs/>
+                <w:color w:val="FF0000"/>
+                <w:sz w:val="32"/>
+                <w:szCs w:val="32"/>
+              </w:rPr>
+              <w:t>014.2/Tela_014.2.1</w:t>
+            </w:r>
+            <w:r>
+              <w:rPr>
+                <w:bCs/>
+                <w:sz w:val="32"/>
+                <w:szCs w:val="32"/>
+              </w:rPr>
+              <w:t>)</w:t>
+            </w:r>
+            <w:r>
+              <w:rPr>
+                <w:bCs/>
+                <w:sz w:val="32"/>
+                <w:szCs w:val="32"/>
+              </w:rPr>
               <w:t>.</w:t>
             </w:r>
           </w:p>
@@ -686,7 +738,57 @@
                 <w:sz w:val="32"/>
                 <w:szCs w:val="32"/>
               </w:rPr>
-              <w:t>Sistema válida e salva.</w:t>
+              <w:t>Sistema válida e salva</w:t>
+            </w:r>
+            <w:r>
+              <w:rPr>
+                <w:bCs/>
+                <w:sz w:val="32"/>
+                <w:szCs w:val="32"/>
+              </w:rPr>
+              <w:t xml:space="preserve"> </w:t>
+            </w:r>
+            <w:r>
+              <w:rPr>
+                <w:bCs/>
+                <w:sz w:val="32"/>
+                <w:szCs w:val="32"/>
+              </w:rPr>
+              <w:t>(</w:t>
+            </w:r>
+            <w:r>
+              <w:rPr>
+                <w:bCs/>
+                <w:color w:val="FF0000"/>
+                <w:sz w:val="32"/>
+                <w:szCs w:val="32"/>
+              </w:rPr>
+              <w:t>Tela_</w:t>
+            </w:r>
+            <w:r>
+              <w:rPr>
+                <w:bCs/>
+                <w:color w:val="FF0000"/>
+                <w:sz w:val="32"/>
+                <w:szCs w:val="32"/>
+              </w:rPr>
+              <w:t>014.2/Tela_014.2.1</w:t>
+            </w:r>
+            <w:r>
+              <w:rPr>
+                <w:bCs/>
+                <w:sz w:val="32"/>
+                <w:szCs w:val="32"/>
+              </w:rPr>
+              <w:t>)</w:t>
+            </w:r>
+            <w:r>
+              <w:rPr>
+                <w:bCs/>
+                <w:sz w:val="32"/>
+                <w:szCs w:val="32"/>
+              </w:rPr>
+              <w:t>.</w:t>
             </w:r>
           </w:p>
         </w:tc>
@@ -768,7 +870,10 @@
               <w:t xml:space="preserve"> </w:t>
             </w:r>
             <w:r>
-              <w:t xml:space="preserve">solicitante cancela solicitação </w:t>
+              <w:t>S</w:t>
+            </w:r>
+            <w:r>
+              <w:t xml:space="preserve">olicitante cancela solicitação </w:t>
             </w:r>
             <w:r>
               <w:t>após pagamento confirmado → sistema aciona estorno junto ao gateway, atualiza status para "Estornado", notifica solicitante.</w:t>
